--- a/TaiLieu/QT dang ky.docx
+++ b/TaiLieu/QT dang ky.docx
@@ -708,24 +708,6 @@
     </w:p>
     <w:p>
       <w:pPr>
-        <w:rPr>
-          <w:b/>
-          <w:bCs/>
-          <w:lang w:eastAsia="en-SG"/>
-        </w:rPr>
-      </w:pPr>
-      <w:r>
-        <w:rPr>
-          <w:b/>
-          <w:bCs/>
-          <w:lang w:eastAsia="en-SG"/>
-        </w:rPr>
-        <w:lastRenderedPageBreak/>
-        <w:t>Biểu đồ UML quy trình:</w:t>
-      </w:r>
-    </w:p>
-    <w:p>
-      <w:pPr>
         <w:spacing w:before="60" w:after="60"/>
         <w:ind w:firstLine="0"/>
         <w:jc w:val="center"/>
@@ -733,60 +715,6 @@
           <w:lang w:val="en-SG" w:eastAsia="en-SG"/>
         </w:rPr>
       </w:pPr>
-      <w:r>
-        <w:rPr>
-          <w:noProof/>
-          <w:lang w:val="en-SG" w:eastAsia="en-SG"/>
-        </w:rPr>
-        <w:drawing>
-          <wp:inline distT="0" distB="0" distL="0" distR="0" wp14:anchorId="6CDF973D" wp14:editId="58B9E6DC">
-            <wp:extent cx="5539154" cy="2635480"/>
-            <wp:effectExtent l="0" t="0" r="0" b="0"/>
-            <wp:docPr id="34" name="Picture 34" descr="A screenshot of a computer screen&#10;&#10;Description automatically generated"/>
-            <wp:cNvGraphicFramePr>
-              <a:graphicFrameLocks xmlns:a="http://schemas.openxmlformats.org/drawingml/2006/main" noChangeAspect="1"/>
-            </wp:cNvGraphicFramePr>
-            <a:graphic xmlns:a="http://schemas.openxmlformats.org/drawingml/2006/main">
-              <a:graphicData uri="http://schemas.openxmlformats.org/drawingml/2006/picture">
-                <pic:pic xmlns:pic="http://schemas.openxmlformats.org/drawingml/2006/picture">
-                  <pic:nvPicPr>
-                    <pic:cNvPr id="34" name="Picture 34" descr="A screenshot of a computer screen&#10;&#10;Description automatically generated"/>
-                    <pic:cNvPicPr>
-                      <a:picLocks noChangeAspect="1" noChangeArrowheads="1"/>
-                    </pic:cNvPicPr>
-                  </pic:nvPicPr>
-                  <pic:blipFill>
-                    <a:blip r:embed="rId5" cstate="print">
-                      <a:extLst>
-                        <a:ext uri="{28A0092B-C50C-407E-A947-70E740481C1C}">
-                          <a14:useLocalDpi xmlns:a14="http://schemas.microsoft.com/office/drawing/2010/main" val="0"/>
-                        </a:ext>
-                      </a:extLst>
-                    </a:blip>
-                    <a:srcRect/>
-                    <a:stretch>
-                      <a:fillRect/>
-                    </a:stretch>
-                  </pic:blipFill>
-                  <pic:spPr bwMode="auto">
-                    <a:xfrm>
-                      <a:off x="0" y="0"/>
-                      <a:ext cx="5549037" cy="2640182"/>
-                    </a:xfrm>
-                    <a:prstGeom prst="rect">
-                      <a:avLst/>
-                    </a:prstGeom>
-                    <a:noFill/>
-                    <a:ln>
-                      <a:noFill/>
-                    </a:ln>
-                  </pic:spPr>
-                </pic:pic>
-              </a:graphicData>
-            </a:graphic>
-          </wp:inline>
-        </w:drawing>
-      </w:r>
     </w:p>
     <w:p>
       <w:pPr>
@@ -797,12 +725,16 @@
         </w:numPr>
         <w:outlineLvl w:val="3"/>
         <w:rPr>
+          <w:b/>
+          <w:bCs/>
           <w:lang w:val="en-SG" w:eastAsia="en-SG"/>
         </w:rPr>
       </w:pPr>
       <w:proofErr w:type="spellStart"/>
       <w:r>
         <w:rPr>
+          <w:b/>
+          <w:bCs/>
           <w:lang w:val="en-SG" w:eastAsia="en-SG"/>
         </w:rPr>
         <w:t>Bảng</w:t>
@@ -810,6 +742,8 @@
       <w:proofErr w:type="spellEnd"/>
       <w:r>
         <w:rPr>
+          <w:b/>
+          <w:bCs/>
           <w:lang w:val="en-SG" w:eastAsia="en-SG"/>
         </w:rPr>
         <w:t xml:space="preserve"> </w:t>
@@ -823,307 +757,27 @@
         <w:t>Usecase</w:t>
       </w:r>
     </w:p>
-    <w:p>
-      <w:pPr>
-        <w:pStyle w:val="ListParagraph"/>
-        <w:numPr>
-          <w:ilvl w:val="0"/>
-          <w:numId w:val="2"/>
-        </w:numPr>
-        <w:outlineLvl w:val="3"/>
-        <w:rPr>
-          <w:lang w:val="en-SG" w:eastAsia="en-SG"/>
-        </w:rPr>
-      </w:pPr>
-      <w:proofErr w:type="spellStart"/>
-      <w:r>
-        <w:rPr>
-          <w:lang w:val="en-SG" w:eastAsia="en-SG"/>
-        </w:rPr>
-        <w:t>Viết</w:t>
-      </w:r>
-      <w:proofErr w:type="spellEnd"/>
-      <w:r>
-        <w:rPr>
-          <w:lang w:val="en-SG" w:eastAsia="en-SG"/>
-        </w:rPr>
-        <w:t xml:space="preserve"> </w:t>
-      </w:r>
-      <w:proofErr w:type="spellStart"/>
-      <w:r>
-        <w:rPr>
-          <w:lang w:val="en-SG" w:eastAsia="en-SG"/>
-        </w:rPr>
-        <w:t>tắt</w:t>
-      </w:r>
-      <w:proofErr w:type="spellEnd"/>
-      <w:r>
-        <w:rPr>
-          <w:lang w:val="en-SG" w:eastAsia="en-SG"/>
-        </w:rPr>
-        <w:t xml:space="preserve">: </w:t>
-      </w:r>
-    </w:p>
-    <w:p>
-      <w:pPr>
-        <w:pStyle w:val="ListParagraph"/>
-        <w:numPr>
-          <w:ilvl w:val="0"/>
-          <w:numId w:val="3"/>
-        </w:numPr>
-        <w:outlineLvl w:val="3"/>
-        <w:rPr>
-          <w:lang w:val="en-SG" w:eastAsia="en-SG"/>
-        </w:rPr>
-      </w:pPr>
-      <w:r>
-        <w:rPr>
-          <w:sz w:val="24"/>
-          <w:szCs w:val="24"/>
-          <w:lang w:val="en-SG" w:eastAsia="en-SG"/>
-        </w:rPr>
-        <w:t>CVCQST</w:t>
-      </w:r>
-      <w:r>
-        <w:rPr>
-          <w:sz w:val="24"/>
-          <w:szCs w:val="24"/>
-          <w:lang w:val="en-SG" w:eastAsia="en-SG"/>
-        </w:rPr>
-        <w:t xml:space="preserve">: Chuyên </w:t>
-      </w:r>
-      <w:proofErr w:type="spellStart"/>
-      <w:r>
-        <w:rPr>
-          <w:sz w:val="24"/>
-          <w:szCs w:val="24"/>
-          <w:lang w:val="en-SG" w:eastAsia="en-SG"/>
-        </w:rPr>
-        <w:t>viên</w:t>
-      </w:r>
-      <w:proofErr w:type="spellEnd"/>
-      <w:r>
-        <w:rPr>
-          <w:sz w:val="24"/>
-          <w:szCs w:val="24"/>
-          <w:lang w:val="en-SG" w:eastAsia="en-SG"/>
-        </w:rPr>
-        <w:t xml:space="preserve"> </w:t>
-      </w:r>
-      <w:proofErr w:type="spellStart"/>
-      <w:r>
-        <w:rPr>
-          <w:sz w:val="24"/>
-          <w:szCs w:val="24"/>
-          <w:lang w:val="en-SG" w:eastAsia="en-SG"/>
-        </w:rPr>
-        <w:t>Cơ</w:t>
-      </w:r>
-      <w:proofErr w:type="spellEnd"/>
-      <w:r>
-        <w:rPr>
-          <w:sz w:val="24"/>
-          <w:szCs w:val="24"/>
-          <w:lang w:val="en-SG" w:eastAsia="en-SG"/>
-        </w:rPr>
-        <w:t xml:space="preserve"> </w:t>
-      </w:r>
-      <w:proofErr w:type="spellStart"/>
-      <w:r>
-        <w:rPr>
-          <w:sz w:val="24"/>
-          <w:szCs w:val="24"/>
-          <w:lang w:val="en-SG" w:eastAsia="en-SG"/>
-        </w:rPr>
-        <w:t>quan</w:t>
-      </w:r>
-      <w:proofErr w:type="spellEnd"/>
-      <w:r>
-        <w:rPr>
-          <w:sz w:val="24"/>
-          <w:szCs w:val="24"/>
-          <w:lang w:val="en-SG" w:eastAsia="en-SG"/>
-        </w:rPr>
-        <w:t xml:space="preserve"> </w:t>
-      </w:r>
-      <w:proofErr w:type="spellStart"/>
-      <w:r>
-        <w:rPr>
-          <w:sz w:val="24"/>
-          <w:szCs w:val="24"/>
-          <w:lang w:val="en-SG" w:eastAsia="en-SG"/>
-        </w:rPr>
-        <w:t>chủ</w:t>
-      </w:r>
-      <w:proofErr w:type="spellEnd"/>
-      <w:r>
-        <w:rPr>
-          <w:sz w:val="24"/>
-          <w:szCs w:val="24"/>
-          <w:lang w:val="en-SG" w:eastAsia="en-SG"/>
-        </w:rPr>
-        <w:t xml:space="preserve"> </w:t>
-      </w:r>
-      <w:proofErr w:type="spellStart"/>
-      <w:r>
-        <w:rPr>
-          <w:sz w:val="24"/>
-          <w:szCs w:val="24"/>
-          <w:lang w:val="en-SG" w:eastAsia="en-SG"/>
-        </w:rPr>
-        <w:t>trì</w:t>
-      </w:r>
-      <w:proofErr w:type="spellEnd"/>
-      <w:r>
-        <w:rPr>
-          <w:sz w:val="24"/>
-          <w:szCs w:val="24"/>
-          <w:lang w:val="en-SG" w:eastAsia="en-SG"/>
-        </w:rPr>
-        <w:t xml:space="preserve"> </w:t>
-      </w:r>
-      <w:proofErr w:type="spellStart"/>
-      <w:r>
-        <w:rPr>
-          <w:sz w:val="24"/>
-          <w:szCs w:val="24"/>
-          <w:lang w:val="en-SG" w:eastAsia="en-SG"/>
-        </w:rPr>
-        <w:t>soạn</w:t>
-      </w:r>
-      <w:proofErr w:type="spellEnd"/>
-      <w:r>
-        <w:rPr>
-          <w:sz w:val="24"/>
-          <w:szCs w:val="24"/>
-          <w:lang w:val="en-SG" w:eastAsia="en-SG"/>
-        </w:rPr>
-        <w:t xml:space="preserve"> </w:t>
-      </w:r>
-      <w:proofErr w:type="spellStart"/>
-      <w:r>
-        <w:rPr>
-          <w:sz w:val="24"/>
-          <w:szCs w:val="24"/>
-          <w:lang w:val="en-SG" w:eastAsia="en-SG"/>
-        </w:rPr>
-        <w:t>thảo</w:t>
-      </w:r>
-      <w:proofErr w:type="spellEnd"/>
-    </w:p>
-    <w:p>
-      <w:pPr>
-        <w:pStyle w:val="ListParagraph"/>
-        <w:numPr>
-          <w:ilvl w:val="0"/>
-          <w:numId w:val="3"/>
-        </w:numPr>
-        <w:outlineLvl w:val="3"/>
-        <w:rPr>
-          <w:lang w:val="en-SG" w:eastAsia="en-SG"/>
-        </w:rPr>
-      </w:pPr>
-      <w:r>
-        <w:rPr>
-          <w:sz w:val="24"/>
-          <w:szCs w:val="24"/>
-          <w:lang w:val="en-SG" w:eastAsia="en-SG"/>
-        </w:rPr>
-        <w:t>CVSTP</w:t>
-      </w:r>
-      <w:r>
-        <w:rPr>
-          <w:sz w:val="24"/>
-          <w:szCs w:val="24"/>
-          <w:lang w:val="en-SG" w:eastAsia="en-SG"/>
-        </w:rPr>
-        <w:t xml:space="preserve">: </w:t>
-      </w:r>
-      <w:r>
-        <w:rPr>
-          <w:sz w:val="24"/>
-          <w:szCs w:val="24"/>
-          <w:lang w:val="en-SG" w:eastAsia="en-SG"/>
-        </w:rPr>
-        <w:t xml:space="preserve">Chuyên </w:t>
-      </w:r>
-      <w:proofErr w:type="spellStart"/>
-      <w:r>
-        <w:rPr>
-          <w:sz w:val="24"/>
-          <w:szCs w:val="24"/>
-          <w:lang w:val="en-SG" w:eastAsia="en-SG"/>
-        </w:rPr>
-        <w:t>viên</w:t>
-      </w:r>
-      <w:proofErr w:type="spellEnd"/>
-      <w:r>
-        <w:rPr>
-          <w:sz w:val="24"/>
-          <w:szCs w:val="24"/>
-          <w:lang w:val="en-SG" w:eastAsia="en-SG"/>
-        </w:rPr>
-        <w:t xml:space="preserve"> </w:t>
-      </w:r>
-      <w:proofErr w:type="spellStart"/>
-      <w:r>
-        <w:rPr>
-          <w:sz w:val="24"/>
-          <w:szCs w:val="24"/>
-          <w:lang w:val="en-SG" w:eastAsia="en-SG"/>
-        </w:rPr>
-        <w:t>Sở</w:t>
-      </w:r>
-      <w:proofErr w:type="spellEnd"/>
-      <w:r>
-        <w:rPr>
-          <w:sz w:val="24"/>
-          <w:szCs w:val="24"/>
-          <w:lang w:val="en-SG" w:eastAsia="en-SG"/>
-        </w:rPr>
-        <w:t xml:space="preserve"> </w:t>
-      </w:r>
-      <w:proofErr w:type="spellStart"/>
-      <w:r>
-        <w:rPr>
-          <w:sz w:val="24"/>
-          <w:szCs w:val="24"/>
-          <w:lang w:val="en-SG" w:eastAsia="en-SG"/>
-        </w:rPr>
-        <w:t>Tư</w:t>
-      </w:r>
-      <w:proofErr w:type="spellEnd"/>
-      <w:r>
-        <w:rPr>
-          <w:sz w:val="24"/>
-          <w:szCs w:val="24"/>
-          <w:lang w:val="en-SG" w:eastAsia="en-SG"/>
-        </w:rPr>
-        <w:t xml:space="preserve"> </w:t>
-      </w:r>
-      <w:proofErr w:type="spellStart"/>
-      <w:r>
-        <w:rPr>
-          <w:sz w:val="24"/>
-          <w:szCs w:val="24"/>
-          <w:lang w:val="en-SG" w:eastAsia="en-SG"/>
-        </w:rPr>
-        <w:t>pháp</w:t>
-      </w:r>
-      <w:proofErr w:type="spellEnd"/>
-    </w:p>
     <w:tbl>
       <w:tblPr>
-        <w:tblW w:w="11897" w:type="dxa"/>
+        <w:tblW w:w="14400" w:type="dxa"/>
         <w:jc w:val="center"/>
+        <w:tblBorders>
+          <w:top w:val="single" w:sz="4" w:space="0" w:color="auto"/>
+          <w:left w:val="single" w:sz="4" w:space="0" w:color="auto"/>
+          <w:bottom w:val="single" w:sz="4" w:space="0" w:color="auto"/>
+          <w:right w:val="single" w:sz="4" w:space="0" w:color="auto"/>
+          <w:insideH w:val="single" w:sz="4" w:space="0" w:color="auto"/>
+          <w:insideV w:val="single" w:sz="4" w:space="0" w:color="auto"/>
+        </w:tblBorders>
         <w:tblLayout w:type="fixed"/>
         <w:tblLook w:val="04A0" w:firstRow="1" w:lastRow="0" w:firstColumn="1" w:lastColumn="0" w:noHBand="0" w:noVBand="1"/>
       </w:tblPr>
       <w:tblGrid>
-        <w:gridCol w:w="622"/>
-        <w:gridCol w:w="2720"/>
-        <w:gridCol w:w="2577"/>
-        <w:gridCol w:w="5978"/>
+        <w:gridCol w:w="542"/>
+        <w:gridCol w:w="2747"/>
+        <w:gridCol w:w="1545"/>
+        <w:gridCol w:w="1641"/>
+        <w:gridCol w:w="7925"/>
       </w:tblGrid>
       <w:tr>
         <w:trPr>
@@ -1132,13 +786,7 @@
         </w:trPr>
         <w:tc>
           <w:tcPr>
-            <w:tcW w:w="622" w:type="dxa"/>
-            <w:tcBorders>
-              <w:top w:val="nil"/>
-              <w:left w:val="single" w:sz="4" w:space="0" w:color="auto"/>
-              <w:bottom w:val="single" w:sz="4" w:space="0" w:color="auto"/>
-              <w:right w:val="single" w:sz="4" w:space="0" w:color="auto"/>
-            </w:tcBorders>
+            <w:tcW w:w="542" w:type="dxa"/>
             <w:shd w:val="clear" w:color="000000" w:fill="95B3D7"/>
             <w:noWrap/>
             <w:vAlign w:val="center"/>
@@ -1170,13 +818,7 @@
         </w:tc>
         <w:tc>
           <w:tcPr>
-            <w:tcW w:w="2720" w:type="dxa"/>
-            <w:tcBorders>
-              <w:top w:val="nil"/>
-              <w:left w:val="nil"/>
-              <w:bottom w:val="single" w:sz="4" w:space="0" w:color="auto"/>
-              <w:right w:val="single" w:sz="4" w:space="0" w:color="auto"/>
-            </w:tcBorders>
+            <w:tcW w:w="2747" w:type="dxa"/>
             <w:shd w:val="clear" w:color="000000" w:fill="95B3D7"/>
             <w:vAlign w:val="center"/>
           </w:tcPr>
@@ -1253,13 +895,7 @@
         </w:tc>
         <w:tc>
           <w:tcPr>
-            <w:tcW w:w="2577" w:type="dxa"/>
-            <w:tcBorders>
-              <w:top w:val="nil"/>
-              <w:left w:val="nil"/>
-              <w:bottom w:val="single" w:sz="4" w:space="0" w:color="auto"/>
-              <w:right w:val="single" w:sz="4" w:space="0" w:color="auto"/>
-            </w:tcBorders>
+            <w:tcW w:w="1545" w:type="dxa"/>
             <w:shd w:val="clear" w:color="000000" w:fill="95B3D7"/>
             <w:vAlign w:val="center"/>
           </w:tcPr>
@@ -1274,81 +910,45 @@
                 <w:lang w:val="en-SG" w:eastAsia="en-SG"/>
               </w:rPr>
             </w:pPr>
-            <w:proofErr w:type="spellStart"/>
-            <w:r>
-              <w:rPr>
-                <w:sz w:val="24"/>
-                <w:szCs w:val="24"/>
-                <w:lang w:val="en-SG" w:eastAsia="en-SG"/>
-              </w:rPr>
-              <w:t>Đối</w:t>
-            </w:r>
-            <w:proofErr w:type="spellEnd"/>
-            <w:r>
-              <w:rPr>
-                <w:sz w:val="24"/>
-                <w:szCs w:val="24"/>
-                <w:lang w:val="en-SG" w:eastAsia="en-SG"/>
-              </w:rPr>
-              <w:t xml:space="preserve"> </w:t>
-            </w:r>
-            <w:proofErr w:type="spellStart"/>
-            <w:r>
-              <w:rPr>
-                <w:sz w:val="24"/>
-                <w:szCs w:val="24"/>
-                <w:lang w:val="en-SG" w:eastAsia="en-SG"/>
-              </w:rPr>
-              <w:t>tượng</w:t>
-            </w:r>
-            <w:proofErr w:type="spellEnd"/>
-            <w:r>
-              <w:rPr>
-                <w:sz w:val="24"/>
-                <w:szCs w:val="24"/>
-                <w:lang w:val="en-SG" w:eastAsia="en-SG"/>
-              </w:rPr>
-              <w:t xml:space="preserve"> </w:t>
-            </w:r>
-            <w:proofErr w:type="spellStart"/>
-            <w:r>
-              <w:rPr>
-                <w:sz w:val="24"/>
-                <w:szCs w:val="24"/>
-                <w:lang w:val="en-SG" w:eastAsia="en-SG"/>
-              </w:rPr>
-              <w:t>sử</w:t>
-            </w:r>
-            <w:proofErr w:type="spellEnd"/>
-            <w:r>
-              <w:rPr>
-                <w:sz w:val="24"/>
-                <w:szCs w:val="24"/>
-                <w:lang w:val="en-SG" w:eastAsia="en-SG"/>
-              </w:rPr>
-              <w:t xml:space="preserve"> </w:t>
-            </w:r>
-            <w:proofErr w:type="spellStart"/>
-            <w:r>
-              <w:rPr>
-                <w:sz w:val="24"/>
-                <w:szCs w:val="24"/>
-                <w:lang w:val="en-SG" w:eastAsia="en-SG"/>
-              </w:rPr>
-              <w:t>dụng</w:t>
-            </w:r>
-            <w:proofErr w:type="spellEnd"/>
+            <w:r>
+              <w:rPr>
+                <w:sz w:val="24"/>
+                <w:szCs w:val="24"/>
+                <w:lang w:val="en-SG" w:eastAsia="en-SG"/>
+              </w:rPr>
+              <w:t>PhanLoai</w:t>
+            </w:r>
           </w:p>
         </w:tc>
         <w:tc>
           <w:tcPr>
-            <w:tcW w:w="5978" w:type="dxa"/>
-            <w:tcBorders>
-              <w:top w:val="nil"/>
-              <w:left w:val="nil"/>
-              <w:bottom w:val="single" w:sz="4" w:space="0" w:color="auto"/>
-              <w:right w:val="single" w:sz="4" w:space="0" w:color="auto"/>
-            </w:tcBorders>
+            <w:tcW w:w="1641" w:type="dxa"/>
+            <w:shd w:val="clear" w:color="000000" w:fill="95B3D7"/>
+          </w:tcPr>
+          <w:p>
+            <w:pPr>
+              <w:spacing w:before="40" w:after="40"/>
+              <w:ind w:firstLine="0"/>
+              <w:jc w:val="left"/>
+              <w:rPr>
+                <w:sz w:val="24"/>
+                <w:szCs w:val="24"/>
+                <w:lang w:val="en-SG" w:eastAsia="en-SG"/>
+              </w:rPr>
+            </w:pPr>
+            <w:r>
+              <w:rPr>
+                <w:sz w:val="24"/>
+                <w:szCs w:val="24"/>
+                <w:lang w:val="en-SG" w:eastAsia="en-SG"/>
+              </w:rPr>
+              <w:t>Role</w:t>
+            </w:r>
+          </w:p>
+        </w:tc>
+        <w:tc>
+          <w:tcPr>
+            <w:tcW w:w="7925" w:type="dxa"/>
             <w:shd w:val="clear" w:color="000000" w:fill="95B3D7"/>
             <w:vAlign w:val="center"/>
           </w:tcPr>
@@ -1437,13 +1037,7 @@
         </w:trPr>
         <w:tc>
           <w:tcPr>
-            <w:tcW w:w="622" w:type="dxa"/>
-            <w:tcBorders>
-              <w:top w:val="nil"/>
-              <w:left w:val="single" w:sz="4" w:space="0" w:color="auto"/>
-              <w:bottom w:val="single" w:sz="4" w:space="0" w:color="auto"/>
-              <w:right w:val="single" w:sz="4" w:space="0" w:color="auto"/>
-            </w:tcBorders>
+            <w:tcW w:w="542" w:type="dxa"/>
             <w:shd w:val="clear" w:color="000000" w:fill="95B3D7"/>
             <w:noWrap/>
             <w:vAlign w:val="center"/>
@@ -1474,13 +1068,7 @@
         </w:tc>
         <w:tc>
           <w:tcPr>
-            <w:tcW w:w="2720" w:type="dxa"/>
-            <w:tcBorders>
-              <w:top w:val="nil"/>
-              <w:left w:val="nil"/>
-              <w:bottom w:val="single" w:sz="4" w:space="0" w:color="auto"/>
-              <w:right w:val="single" w:sz="4" w:space="0" w:color="auto"/>
-            </w:tcBorders>
+            <w:tcW w:w="2747" w:type="dxa"/>
             <w:shd w:val="clear" w:color="000000" w:fill="95B3D7"/>
             <w:vAlign w:val="center"/>
             <w:hideMark/>
@@ -1742,13 +1330,7 @@
         </w:tc>
         <w:tc>
           <w:tcPr>
-            <w:tcW w:w="2577" w:type="dxa"/>
-            <w:tcBorders>
-              <w:top w:val="nil"/>
-              <w:left w:val="nil"/>
-              <w:bottom w:val="single" w:sz="4" w:space="0" w:color="auto"/>
-              <w:right w:val="single" w:sz="4" w:space="0" w:color="auto"/>
-            </w:tcBorders>
+            <w:tcW w:w="1545" w:type="dxa"/>
             <w:shd w:val="clear" w:color="000000" w:fill="95B3D7"/>
             <w:vAlign w:val="center"/>
             <w:hideMark/>
@@ -1768,19 +1350,49 @@
                 <w:szCs w:val="24"/>
                 <w:lang w:val="en-SG" w:eastAsia="en-SG"/>
               </w:rPr>
+              <w:t>Group</w:t>
+            </w:r>
+            <w:r>
+              <w:rPr>
+                <w:sz w:val="24"/>
+                <w:szCs w:val="24"/>
+                <w:lang w:val="en-SG" w:eastAsia="en-SG"/>
+              </w:rPr>
               <w:t> </w:t>
             </w:r>
           </w:p>
         </w:tc>
         <w:tc>
           <w:tcPr>
-            <w:tcW w:w="5978" w:type="dxa"/>
-            <w:tcBorders>
-              <w:top w:val="nil"/>
-              <w:left w:val="nil"/>
-              <w:bottom w:val="single" w:sz="4" w:space="0" w:color="auto"/>
-              <w:right w:val="single" w:sz="4" w:space="0" w:color="auto"/>
-            </w:tcBorders>
+            <w:tcW w:w="1641" w:type="dxa"/>
+            <w:shd w:val="clear" w:color="000000" w:fill="95B3D7"/>
+          </w:tcPr>
+          <w:p>
+            <w:pPr>
+              <w:spacing w:before="40" w:after="40"/>
+              <w:ind w:firstLine="0"/>
+              <w:jc w:val="left"/>
+              <w:rPr>
+                <w:sz w:val="24"/>
+                <w:szCs w:val="24"/>
+                <w:lang w:val="en-SG" w:eastAsia="en-SG"/>
+              </w:rPr>
+            </w:pPr>
+            <w:proofErr w:type="spellStart"/>
+            <w:r>
+              <w:rPr>
+                <w:sz w:val="24"/>
+                <w:szCs w:val="24"/>
+                <w:lang w:val="en-SG" w:eastAsia="en-SG"/>
+              </w:rPr>
+              <w:t>VanBanQPPL.DangKyXayDung</w:t>
+            </w:r>
+            <w:proofErr w:type="spellEnd"/>
+          </w:p>
+        </w:tc>
+        <w:tc>
+          <w:tcPr>
+            <w:tcW w:w="7925" w:type="dxa"/>
             <w:shd w:val="clear" w:color="000000" w:fill="95B3D7"/>
             <w:vAlign w:val="center"/>
             <w:hideMark/>
@@ -1812,13 +1424,7 @@
         </w:trPr>
         <w:tc>
           <w:tcPr>
-            <w:tcW w:w="622" w:type="dxa"/>
-            <w:tcBorders>
-              <w:top w:val="nil"/>
-              <w:left w:val="single" w:sz="4" w:space="0" w:color="auto"/>
-              <w:bottom w:val="single" w:sz="4" w:space="0" w:color="auto"/>
-              <w:right w:val="single" w:sz="4" w:space="0" w:color="auto"/>
-            </w:tcBorders>
+            <w:tcW w:w="542" w:type="dxa"/>
             <w:shd w:val="clear" w:color="auto" w:fill="auto"/>
             <w:noWrap/>
             <w:vAlign w:val="center"/>
@@ -1839,20 +1445,13 @@
                 <w:szCs w:val="24"/>
                 <w:lang w:val="en-SG" w:eastAsia="en-SG"/>
               </w:rPr>
-              <w:lastRenderedPageBreak/>
               <w:t>1</w:t>
             </w:r>
           </w:p>
         </w:tc>
         <w:tc>
           <w:tcPr>
-            <w:tcW w:w="2720" w:type="dxa"/>
-            <w:tcBorders>
-              <w:top w:val="nil"/>
-              <w:left w:val="nil"/>
-              <w:bottom w:val="single" w:sz="4" w:space="0" w:color="auto"/>
-              <w:right w:val="single" w:sz="4" w:space="0" w:color="auto"/>
-            </w:tcBorders>
+            <w:tcW w:w="2747" w:type="dxa"/>
             <w:shd w:val="clear" w:color="auto" w:fill="auto"/>
             <w:vAlign w:val="center"/>
             <w:hideMark/>
@@ -2140,13 +1739,7 @@
         </w:tc>
         <w:tc>
           <w:tcPr>
-            <w:tcW w:w="2577" w:type="dxa"/>
-            <w:tcBorders>
-              <w:top w:val="nil"/>
-              <w:left w:val="nil"/>
-              <w:bottom w:val="single" w:sz="4" w:space="0" w:color="auto"/>
-              <w:right w:val="single" w:sz="4" w:space="0" w:color="auto"/>
-            </w:tcBorders>
+            <w:tcW w:w="1545" w:type="dxa"/>
             <w:shd w:val="clear" w:color="auto" w:fill="auto"/>
             <w:vAlign w:val="center"/>
             <w:hideMark/>
@@ -2166,19 +1759,42 @@
                 <w:szCs w:val="24"/>
                 <w:lang w:val="en-SG" w:eastAsia="en-SG"/>
               </w:rPr>
-              <w:t>CVCQST</w:t>
+              <w:t>Detail</w:t>
             </w:r>
           </w:p>
         </w:tc>
         <w:tc>
           <w:tcPr>
-            <w:tcW w:w="5978" w:type="dxa"/>
-            <w:tcBorders>
-              <w:top w:val="nil"/>
-              <w:left w:val="nil"/>
-              <w:bottom w:val="single" w:sz="4" w:space="0" w:color="auto"/>
-              <w:right w:val="single" w:sz="4" w:space="0" w:color="auto"/>
-            </w:tcBorders>
+            <w:tcW w:w="1641" w:type="dxa"/>
+          </w:tcPr>
+          <w:p>
+            <w:pPr>
+              <w:spacing w:before="40" w:after="40"/>
+              <w:ind w:firstLine="0"/>
+              <w:jc w:val="left"/>
+              <w:rPr>
+                <w:sz w:val="24"/>
+                <w:szCs w:val="24"/>
+                <w:lang w:val="en-SG" w:eastAsia="en-SG"/>
+              </w:rPr>
+            </w:pPr>
+            <w:proofErr w:type="spellStart"/>
+            <w:proofErr w:type="gramStart"/>
+            <w:r>
+              <w:rPr>
+                <w:sz w:val="24"/>
+                <w:szCs w:val="24"/>
+                <w:lang w:val="en-SG" w:eastAsia="en-SG"/>
+              </w:rPr>
+              <w:t>VanBanQPPL.DangKyXayDung.DanhSachDangKy</w:t>
+            </w:r>
+            <w:proofErr w:type="spellEnd"/>
+            <w:proofErr w:type="gramEnd"/>
+          </w:p>
+        </w:tc>
+        <w:tc>
+          <w:tcPr>
+            <w:tcW w:w="7925" w:type="dxa"/>
             <w:shd w:val="clear" w:color="auto" w:fill="auto"/>
             <w:vAlign w:val="center"/>
             <w:hideMark/>
@@ -2210,13 +1826,7 @@
         </w:trPr>
         <w:tc>
           <w:tcPr>
-            <w:tcW w:w="622" w:type="dxa"/>
-            <w:tcBorders>
-              <w:top w:val="nil"/>
-              <w:left w:val="single" w:sz="4" w:space="0" w:color="auto"/>
-              <w:bottom w:val="single" w:sz="4" w:space="0" w:color="auto"/>
-              <w:right w:val="single" w:sz="4" w:space="0" w:color="auto"/>
-            </w:tcBorders>
+            <w:tcW w:w="542" w:type="dxa"/>
             <w:shd w:val="clear" w:color="auto" w:fill="auto"/>
             <w:noWrap/>
             <w:vAlign w:val="bottom"/>
@@ -2243,13 +1853,7 @@
         </w:tc>
         <w:tc>
           <w:tcPr>
-            <w:tcW w:w="2720" w:type="dxa"/>
-            <w:tcBorders>
-              <w:top w:val="nil"/>
-              <w:left w:val="nil"/>
-              <w:bottom w:val="single" w:sz="4" w:space="0" w:color="auto"/>
-              <w:right w:val="single" w:sz="4" w:space="0" w:color="auto"/>
-            </w:tcBorders>
+            <w:tcW w:w="2747" w:type="dxa"/>
             <w:shd w:val="clear" w:color="auto" w:fill="auto"/>
             <w:vAlign w:val="bottom"/>
             <w:hideMark/>
@@ -2275,13 +1879,7 @@
         </w:tc>
         <w:tc>
           <w:tcPr>
-            <w:tcW w:w="2577" w:type="dxa"/>
-            <w:tcBorders>
-              <w:top w:val="nil"/>
-              <w:left w:val="nil"/>
-              <w:bottom w:val="single" w:sz="4" w:space="0" w:color="auto"/>
-              <w:right w:val="single" w:sz="4" w:space="0" w:color="auto"/>
-            </w:tcBorders>
+            <w:tcW w:w="1545" w:type="dxa"/>
             <w:shd w:val="clear" w:color="auto" w:fill="auto"/>
             <w:vAlign w:val="center"/>
             <w:hideMark/>
@@ -2307,13 +1905,24 @@
         </w:tc>
         <w:tc>
           <w:tcPr>
-            <w:tcW w:w="5978" w:type="dxa"/>
-            <w:tcBorders>
-              <w:top w:val="nil"/>
-              <w:left w:val="nil"/>
-              <w:bottom w:val="single" w:sz="4" w:space="0" w:color="auto"/>
-              <w:right w:val="single" w:sz="4" w:space="0" w:color="auto"/>
-            </w:tcBorders>
+            <w:tcW w:w="1641" w:type="dxa"/>
+          </w:tcPr>
+          <w:p>
+            <w:pPr>
+              <w:spacing w:before="40" w:after="40"/>
+              <w:ind w:firstLine="0"/>
+              <w:jc w:val="left"/>
+              <w:rPr>
+                <w:sz w:val="24"/>
+                <w:szCs w:val="24"/>
+                <w:lang w:val="en-SG" w:eastAsia="en-SG"/>
+              </w:rPr>
+            </w:pPr>
+          </w:p>
+        </w:tc>
+        <w:tc>
+          <w:tcPr>
+            <w:tcW w:w="7925" w:type="dxa"/>
             <w:shd w:val="clear" w:color="auto" w:fill="auto"/>
             <w:vAlign w:val="center"/>
             <w:hideMark/>
@@ -2635,13 +2244,7 @@
         </w:trPr>
         <w:tc>
           <w:tcPr>
-            <w:tcW w:w="622" w:type="dxa"/>
-            <w:tcBorders>
-              <w:top w:val="nil"/>
-              <w:left w:val="single" w:sz="4" w:space="0" w:color="auto"/>
-              <w:bottom w:val="single" w:sz="4" w:space="0" w:color="auto"/>
-              <w:right w:val="single" w:sz="4" w:space="0" w:color="auto"/>
-            </w:tcBorders>
+            <w:tcW w:w="542" w:type="dxa"/>
             <w:shd w:val="clear" w:color="auto" w:fill="auto"/>
             <w:noWrap/>
             <w:vAlign w:val="bottom"/>
@@ -2668,13 +2271,7 @@
         </w:tc>
         <w:tc>
           <w:tcPr>
-            <w:tcW w:w="2720" w:type="dxa"/>
-            <w:tcBorders>
-              <w:top w:val="nil"/>
-              <w:left w:val="nil"/>
-              <w:bottom w:val="single" w:sz="4" w:space="0" w:color="auto"/>
-              <w:right w:val="single" w:sz="4" w:space="0" w:color="auto"/>
-            </w:tcBorders>
+            <w:tcW w:w="2747" w:type="dxa"/>
             <w:shd w:val="clear" w:color="auto" w:fill="auto"/>
             <w:vAlign w:val="bottom"/>
             <w:hideMark/>
@@ -2700,13 +2297,7 @@
         </w:tc>
         <w:tc>
           <w:tcPr>
-            <w:tcW w:w="2577" w:type="dxa"/>
-            <w:tcBorders>
-              <w:top w:val="nil"/>
-              <w:left w:val="nil"/>
-              <w:bottom w:val="single" w:sz="4" w:space="0" w:color="auto"/>
-              <w:right w:val="single" w:sz="4" w:space="0" w:color="auto"/>
-            </w:tcBorders>
+            <w:tcW w:w="1545" w:type="dxa"/>
             <w:shd w:val="clear" w:color="auto" w:fill="auto"/>
             <w:vAlign w:val="center"/>
             <w:hideMark/>
@@ -2732,13 +2323,24 @@
         </w:tc>
         <w:tc>
           <w:tcPr>
-            <w:tcW w:w="5978" w:type="dxa"/>
-            <w:tcBorders>
-              <w:top w:val="nil"/>
-              <w:left w:val="nil"/>
-              <w:bottom w:val="single" w:sz="4" w:space="0" w:color="auto"/>
-              <w:right w:val="single" w:sz="4" w:space="0" w:color="auto"/>
-            </w:tcBorders>
+            <w:tcW w:w="1641" w:type="dxa"/>
+          </w:tcPr>
+          <w:p>
+            <w:pPr>
+              <w:spacing w:before="40" w:after="40"/>
+              <w:ind w:firstLine="0"/>
+              <w:jc w:val="left"/>
+              <w:rPr>
+                <w:sz w:val="24"/>
+                <w:szCs w:val="24"/>
+                <w:lang w:val="en-SG" w:eastAsia="en-SG"/>
+              </w:rPr>
+            </w:pPr>
+          </w:p>
+        </w:tc>
+        <w:tc>
+          <w:tcPr>
+            <w:tcW w:w="7925" w:type="dxa"/>
             <w:shd w:val="clear" w:color="auto" w:fill="auto"/>
             <w:vAlign w:val="center"/>
             <w:hideMark/>
@@ -3042,13 +2644,7 @@
         </w:trPr>
         <w:tc>
           <w:tcPr>
-            <w:tcW w:w="622" w:type="dxa"/>
-            <w:tcBorders>
-              <w:top w:val="nil"/>
-              <w:left w:val="single" w:sz="4" w:space="0" w:color="auto"/>
-              <w:bottom w:val="single" w:sz="4" w:space="0" w:color="auto"/>
-              <w:right w:val="single" w:sz="4" w:space="0" w:color="auto"/>
-            </w:tcBorders>
+            <w:tcW w:w="542" w:type="dxa"/>
             <w:shd w:val="clear" w:color="auto" w:fill="auto"/>
             <w:noWrap/>
             <w:vAlign w:val="bottom"/>
@@ -3075,13 +2671,7 @@
         </w:tc>
         <w:tc>
           <w:tcPr>
-            <w:tcW w:w="2720" w:type="dxa"/>
-            <w:tcBorders>
-              <w:top w:val="nil"/>
-              <w:left w:val="nil"/>
-              <w:bottom w:val="single" w:sz="4" w:space="0" w:color="auto"/>
-              <w:right w:val="single" w:sz="4" w:space="0" w:color="auto"/>
-            </w:tcBorders>
+            <w:tcW w:w="2747" w:type="dxa"/>
             <w:shd w:val="clear" w:color="auto" w:fill="auto"/>
             <w:vAlign w:val="bottom"/>
             <w:hideMark/>
@@ -3107,13 +2697,7 @@
         </w:tc>
         <w:tc>
           <w:tcPr>
-            <w:tcW w:w="2577" w:type="dxa"/>
-            <w:tcBorders>
-              <w:top w:val="nil"/>
-              <w:left w:val="nil"/>
-              <w:bottom w:val="single" w:sz="4" w:space="0" w:color="auto"/>
-              <w:right w:val="single" w:sz="4" w:space="0" w:color="auto"/>
-            </w:tcBorders>
+            <w:tcW w:w="1545" w:type="dxa"/>
             <w:shd w:val="clear" w:color="auto" w:fill="auto"/>
             <w:vAlign w:val="center"/>
             <w:hideMark/>
@@ -3139,13 +2723,24 @@
         </w:tc>
         <w:tc>
           <w:tcPr>
-            <w:tcW w:w="5978" w:type="dxa"/>
-            <w:tcBorders>
-              <w:top w:val="nil"/>
-              <w:left w:val="nil"/>
-              <w:bottom w:val="single" w:sz="4" w:space="0" w:color="auto"/>
-              <w:right w:val="single" w:sz="4" w:space="0" w:color="auto"/>
-            </w:tcBorders>
+            <w:tcW w:w="1641" w:type="dxa"/>
+          </w:tcPr>
+          <w:p>
+            <w:pPr>
+              <w:spacing w:before="40" w:after="40"/>
+              <w:ind w:firstLine="0"/>
+              <w:jc w:val="left"/>
+              <w:rPr>
+                <w:sz w:val="24"/>
+                <w:szCs w:val="24"/>
+                <w:lang w:val="en-SG" w:eastAsia="en-SG"/>
+              </w:rPr>
+            </w:pPr>
+          </w:p>
+        </w:tc>
+        <w:tc>
+          <w:tcPr>
+            <w:tcW w:w="7925" w:type="dxa"/>
             <w:shd w:val="clear" w:color="auto" w:fill="auto"/>
             <w:vAlign w:val="center"/>
             <w:hideMark/>
@@ -3449,13 +3044,7 @@
         </w:trPr>
         <w:tc>
           <w:tcPr>
-            <w:tcW w:w="622" w:type="dxa"/>
-            <w:tcBorders>
-              <w:top w:val="nil"/>
-              <w:left w:val="single" w:sz="4" w:space="0" w:color="auto"/>
-              <w:bottom w:val="single" w:sz="4" w:space="0" w:color="auto"/>
-              <w:right w:val="single" w:sz="4" w:space="0" w:color="auto"/>
-            </w:tcBorders>
+            <w:tcW w:w="542" w:type="dxa"/>
             <w:shd w:val="clear" w:color="auto" w:fill="auto"/>
             <w:noWrap/>
             <w:vAlign w:val="bottom"/>
@@ -3482,13 +3071,7 @@
         </w:tc>
         <w:tc>
           <w:tcPr>
-            <w:tcW w:w="2720" w:type="dxa"/>
-            <w:tcBorders>
-              <w:top w:val="nil"/>
-              <w:left w:val="nil"/>
-              <w:bottom w:val="single" w:sz="4" w:space="0" w:color="auto"/>
-              <w:right w:val="single" w:sz="4" w:space="0" w:color="auto"/>
-            </w:tcBorders>
+            <w:tcW w:w="2747" w:type="dxa"/>
             <w:shd w:val="clear" w:color="auto" w:fill="auto"/>
             <w:vAlign w:val="bottom"/>
             <w:hideMark/>
@@ -3514,13 +3097,7 @@
         </w:tc>
         <w:tc>
           <w:tcPr>
-            <w:tcW w:w="2577" w:type="dxa"/>
-            <w:tcBorders>
-              <w:top w:val="nil"/>
-              <w:left w:val="nil"/>
-              <w:bottom w:val="single" w:sz="4" w:space="0" w:color="auto"/>
-              <w:right w:val="single" w:sz="4" w:space="0" w:color="auto"/>
-            </w:tcBorders>
+            <w:tcW w:w="1545" w:type="dxa"/>
             <w:shd w:val="clear" w:color="auto" w:fill="auto"/>
             <w:vAlign w:val="center"/>
             <w:hideMark/>
@@ -3546,13 +3123,24 @@
         </w:tc>
         <w:tc>
           <w:tcPr>
-            <w:tcW w:w="5978" w:type="dxa"/>
-            <w:tcBorders>
-              <w:top w:val="nil"/>
-              <w:left w:val="nil"/>
-              <w:bottom w:val="single" w:sz="4" w:space="0" w:color="auto"/>
-              <w:right w:val="single" w:sz="4" w:space="0" w:color="auto"/>
-            </w:tcBorders>
+            <w:tcW w:w="1641" w:type="dxa"/>
+          </w:tcPr>
+          <w:p>
+            <w:pPr>
+              <w:spacing w:before="40" w:after="40"/>
+              <w:ind w:firstLine="0"/>
+              <w:jc w:val="left"/>
+              <w:rPr>
+                <w:sz w:val="24"/>
+                <w:szCs w:val="24"/>
+                <w:lang w:val="en-SG" w:eastAsia="en-SG"/>
+              </w:rPr>
+            </w:pPr>
+          </w:p>
+        </w:tc>
+        <w:tc>
+          <w:tcPr>
+            <w:tcW w:w="7925" w:type="dxa"/>
             <w:shd w:val="clear" w:color="auto" w:fill="auto"/>
             <w:vAlign w:val="center"/>
             <w:hideMark/>
@@ -3892,13 +3480,7 @@
         </w:trPr>
         <w:tc>
           <w:tcPr>
-            <w:tcW w:w="622" w:type="dxa"/>
-            <w:tcBorders>
-              <w:top w:val="nil"/>
-              <w:left w:val="single" w:sz="4" w:space="0" w:color="auto"/>
-              <w:bottom w:val="single" w:sz="4" w:space="0" w:color="auto"/>
-              <w:right w:val="single" w:sz="4" w:space="0" w:color="auto"/>
-            </w:tcBorders>
+            <w:tcW w:w="542" w:type="dxa"/>
             <w:shd w:val="clear" w:color="auto" w:fill="auto"/>
             <w:noWrap/>
             <w:vAlign w:val="center"/>
@@ -3925,13 +3507,7 @@
         </w:tc>
         <w:tc>
           <w:tcPr>
-            <w:tcW w:w="2720" w:type="dxa"/>
-            <w:tcBorders>
-              <w:top w:val="nil"/>
-              <w:left w:val="nil"/>
-              <w:bottom w:val="single" w:sz="4" w:space="0" w:color="auto"/>
-              <w:right w:val="single" w:sz="4" w:space="0" w:color="auto"/>
-            </w:tcBorders>
+            <w:tcW w:w="2747" w:type="dxa"/>
             <w:shd w:val="clear" w:color="auto" w:fill="auto"/>
             <w:vAlign w:val="center"/>
             <w:hideMark/>
@@ -4219,13 +3795,7 @@
         </w:tc>
         <w:tc>
           <w:tcPr>
-            <w:tcW w:w="2577" w:type="dxa"/>
-            <w:tcBorders>
-              <w:top w:val="nil"/>
-              <w:left w:val="nil"/>
-              <w:bottom w:val="single" w:sz="4" w:space="0" w:color="auto"/>
-              <w:right w:val="single" w:sz="4" w:space="0" w:color="auto"/>
-            </w:tcBorders>
+            <w:tcW w:w="1545" w:type="dxa"/>
             <w:shd w:val="clear" w:color="auto" w:fill="auto"/>
             <w:vAlign w:val="center"/>
             <w:hideMark/>
@@ -4245,19 +3815,58 @@
                 <w:szCs w:val="24"/>
                 <w:lang w:val="en-SG" w:eastAsia="en-SG"/>
               </w:rPr>
-              <w:t>CVCQST</w:t>
+              <w:t>Detail</w:t>
             </w:r>
           </w:p>
         </w:tc>
         <w:tc>
           <w:tcPr>
-            <w:tcW w:w="5978" w:type="dxa"/>
-            <w:tcBorders>
-              <w:top w:val="nil"/>
-              <w:left w:val="nil"/>
-              <w:bottom w:val="single" w:sz="4" w:space="0" w:color="auto"/>
-              <w:right w:val="single" w:sz="4" w:space="0" w:color="auto"/>
-            </w:tcBorders>
+            <w:tcW w:w="1641" w:type="dxa"/>
+          </w:tcPr>
+          <w:p>
+            <w:pPr>
+              <w:spacing w:before="40" w:after="40"/>
+              <w:ind w:firstLine="0"/>
+              <w:jc w:val="left"/>
+              <w:rPr>
+                <w:sz w:val="24"/>
+                <w:szCs w:val="24"/>
+                <w:lang w:val="en-SG" w:eastAsia="en-SG"/>
+              </w:rPr>
+            </w:pPr>
+            <w:proofErr w:type="spellStart"/>
+            <w:proofErr w:type="gramStart"/>
+            <w:r>
+              <w:rPr>
+                <w:sz w:val="24"/>
+                <w:szCs w:val="24"/>
+                <w:lang w:val="en-SG" w:eastAsia="en-SG"/>
+              </w:rPr>
+              <w:t>VanBanQPPL.DangKyXayDung.</w:t>
+            </w:r>
+            <w:r>
+              <w:rPr>
+                <w:sz w:val="24"/>
+                <w:szCs w:val="24"/>
+                <w:lang w:val="en-SG" w:eastAsia="en-SG"/>
+              </w:rPr>
+              <w:t>QuanLy</w:t>
+            </w:r>
+            <w:r>
+              <w:rPr>
+                <w:sz w:val="24"/>
+                <w:szCs w:val="24"/>
+                <w:lang w:val="en-SG" w:eastAsia="en-SG"/>
+              </w:rPr>
+              <w:t>DangKy</w:t>
+            </w:r>
+            <w:proofErr w:type="spellEnd"/>
+            <w:proofErr w:type="gramEnd"/>
+          </w:p>
+        </w:tc>
+        <w:tc>
+          <w:tcPr>
+            <w:tcW w:w="7925" w:type="dxa"/>
             <w:shd w:val="clear" w:color="auto" w:fill="auto"/>
             <w:vAlign w:val="center"/>
             <w:hideMark/>
@@ -4289,13 +3898,7 @@
         </w:trPr>
         <w:tc>
           <w:tcPr>
-            <w:tcW w:w="622" w:type="dxa"/>
-            <w:tcBorders>
-              <w:top w:val="nil"/>
-              <w:left w:val="single" w:sz="4" w:space="0" w:color="auto"/>
-              <w:bottom w:val="single" w:sz="4" w:space="0" w:color="auto"/>
-              <w:right w:val="single" w:sz="4" w:space="0" w:color="auto"/>
-            </w:tcBorders>
+            <w:tcW w:w="542" w:type="dxa"/>
             <w:shd w:val="clear" w:color="auto" w:fill="auto"/>
             <w:noWrap/>
             <w:vAlign w:val="bottom"/>
@@ -4322,13 +3925,7 @@
         </w:tc>
         <w:tc>
           <w:tcPr>
-            <w:tcW w:w="2720" w:type="dxa"/>
-            <w:tcBorders>
-              <w:top w:val="nil"/>
-              <w:left w:val="nil"/>
-              <w:bottom w:val="single" w:sz="4" w:space="0" w:color="auto"/>
-              <w:right w:val="single" w:sz="4" w:space="0" w:color="auto"/>
-            </w:tcBorders>
+            <w:tcW w:w="2747" w:type="dxa"/>
             <w:shd w:val="clear" w:color="auto" w:fill="auto"/>
             <w:vAlign w:val="bottom"/>
             <w:hideMark/>
@@ -4354,13 +3951,7 @@
         </w:tc>
         <w:tc>
           <w:tcPr>
-            <w:tcW w:w="2577" w:type="dxa"/>
-            <w:tcBorders>
-              <w:top w:val="nil"/>
-              <w:left w:val="nil"/>
-              <w:bottom w:val="single" w:sz="4" w:space="0" w:color="auto"/>
-              <w:right w:val="single" w:sz="4" w:space="0" w:color="auto"/>
-            </w:tcBorders>
+            <w:tcW w:w="1545" w:type="dxa"/>
             <w:shd w:val="clear" w:color="auto" w:fill="auto"/>
             <w:vAlign w:val="center"/>
             <w:hideMark/>
@@ -4386,13 +3977,24 @@
         </w:tc>
         <w:tc>
           <w:tcPr>
-            <w:tcW w:w="5978" w:type="dxa"/>
-            <w:tcBorders>
-              <w:top w:val="nil"/>
-              <w:left w:val="nil"/>
-              <w:bottom w:val="single" w:sz="4" w:space="0" w:color="auto"/>
-              <w:right w:val="single" w:sz="4" w:space="0" w:color="auto"/>
-            </w:tcBorders>
+            <w:tcW w:w="1641" w:type="dxa"/>
+          </w:tcPr>
+          <w:p>
+            <w:pPr>
+              <w:spacing w:before="40" w:after="40"/>
+              <w:ind w:firstLine="0"/>
+              <w:jc w:val="left"/>
+              <w:rPr>
+                <w:sz w:val="24"/>
+                <w:szCs w:val="24"/>
+                <w:lang w:val="en-SG" w:eastAsia="en-SG"/>
+              </w:rPr>
+            </w:pPr>
+          </w:p>
+        </w:tc>
+        <w:tc>
+          <w:tcPr>
+            <w:tcW w:w="7925" w:type="dxa"/>
             <w:shd w:val="clear" w:color="auto" w:fill="auto"/>
             <w:vAlign w:val="center"/>
             <w:hideMark/>
@@ -4750,13 +4352,7 @@
         </w:trPr>
         <w:tc>
           <w:tcPr>
-            <w:tcW w:w="622" w:type="dxa"/>
-            <w:tcBorders>
-              <w:top w:val="nil"/>
-              <w:left w:val="single" w:sz="4" w:space="0" w:color="auto"/>
-              <w:bottom w:val="single" w:sz="4" w:space="0" w:color="auto"/>
-              <w:right w:val="single" w:sz="4" w:space="0" w:color="auto"/>
-            </w:tcBorders>
+            <w:tcW w:w="542" w:type="dxa"/>
             <w:shd w:val="clear" w:color="auto" w:fill="auto"/>
             <w:noWrap/>
             <w:vAlign w:val="bottom"/>
@@ -4777,19 +4373,14 @@
                 <w:szCs w:val="24"/>
                 <w:lang w:val="en-SG" w:eastAsia="en-SG"/>
               </w:rPr>
+              <w:lastRenderedPageBreak/>
               <w:t> </w:t>
             </w:r>
           </w:p>
         </w:tc>
         <w:tc>
           <w:tcPr>
-            <w:tcW w:w="2720" w:type="dxa"/>
-            <w:tcBorders>
-              <w:top w:val="nil"/>
-              <w:left w:val="nil"/>
-              <w:bottom w:val="single" w:sz="4" w:space="0" w:color="auto"/>
-              <w:right w:val="single" w:sz="4" w:space="0" w:color="auto"/>
-            </w:tcBorders>
+            <w:tcW w:w="2747" w:type="dxa"/>
             <w:shd w:val="clear" w:color="auto" w:fill="auto"/>
             <w:vAlign w:val="bottom"/>
             <w:hideMark/>
@@ -4815,13 +4406,7 @@
         </w:tc>
         <w:tc>
           <w:tcPr>
-            <w:tcW w:w="2577" w:type="dxa"/>
-            <w:tcBorders>
-              <w:top w:val="nil"/>
-              <w:left w:val="nil"/>
-              <w:bottom w:val="single" w:sz="4" w:space="0" w:color="auto"/>
-              <w:right w:val="single" w:sz="4" w:space="0" w:color="auto"/>
-            </w:tcBorders>
+            <w:tcW w:w="1545" w:type="dxa"/>
             <w:shd w:val="clear" w:color="auto" w:fill="auto"/>
             <w:vAlign w:val="center"/>
             <w:hideMark/>
@@ -4847,13 +4432,24 @@
         </w:tc>
         <w:tc>
           <w:tcPr>
-            <w:tcW w:w="5978" w:type="dxa"/>
-            <w:tcBorders>
-              <w:top w:val="nil"/>
-              <w:left w:val="nil"/>
-              <w:bottom w:val="single" w:sz="4" w:space="0" w:color="auto"/>
-              <w:right w:val="single" w:sz="4" w:space="0" w:color="auto"/>
-            </w:tcBorders>
+            <w:tcW w:w="1641" w:type="dxa"/>
+          </w:tcPr>
+          <w:p>
+            <w:pPr>
+              <w:spacing w:before="40" w:after="40"/>
+              <w:ind w:firstLine="0"/>
+              <w:jc w:val="left"/>
+              <w:rPr>
+                <w:sz w:val="24"/>
+                <w:szCs w:val="24"/>
+                <w:lang w:val="en-SG" w:eastAsia="en-SG"/>
+              </w:rPr>
+            </w:pPr>
+          </w:p>
+        </w:tc>
+        <w:tc>
+          <w:tcPr>
+            <w:tcW w:w="7925" w:type="dxa"/>
             <w:shd w:val="clear" w:color="auto" w:fill="auto"/>
             <w:vAlign w:val="center"/>
             <w:hideMark/>
@@ -5247,13 +4843,7 @@
         </w:trPr>
         <w:tc>
           <w:tcPr>
-            <w:tcW w:w="622" w:type="dxa"/>
-            <w:tcBorders>
-              <w:top w:val="nil"/>
-              <w:left w:val="single" w:sz="4" w:space="0" w:color="auto"/>
-              <w:bottom w:val="single" w:sz="4" w:space="0" w:color="auto"/>
-              <w:right w:val="single" w:sz="4" w:space="0" w:color="auto"/>
-            </w:tcBorders>
+            <w:tcW w:w="542" w:type="dxa"/>
             <w:shd w:val="clear" w:color="auto" w:fill="auto"/>
             <w:noWrap/>
             <w:vAlign w:val="bottom"/>
@@ -5280,13 +4870,7 @@
         </w:tc>
         <w:tc>
           <w:tcPr>
-            <w:tcW w:w="2720" w:type="dxa"/>
-            <w:tcBorders>
-              <w:top w:val="nil"/>
-              <w:left w:val="nil"/>
-              <w:bottom w:val="single" w:sz="4" w:space="0" w:color="auto"/>
-              <w:right w:val="single" w:sz="4" w:space="0" w:color="auto"/>
-            </w:tcBorders>
+            <w:tcW w:w="2747" w:type="dxa"/>
             <w:shd w:val="clear" w:color="auto" w:fill="auto"/>
             <w:vAlign w:val="bottom"/>
             <w:hideMark/>
@@ -5312,13 +4896,7 @@
         </w:tc>
         <w:tc>
           <w:tcPr>
-            <w:tcW w:w="2577" w:type="dxa"/>
-            <w:tcBorders>
-              <w:top w:val="nil"/>
-              <w:left w:val="nil"/>
-              <w:bottom w:val="single" w:sz="4" w:space="0" w:color="auto"/>
-              <w:right w:val="single" w:sz="4" w:space="0" w:color="auto"/>
-            </w:tcBorders>
+            <w:tcW w:w="1545" w:type="dxa"/>
             <w:shd w:val="clear" w:color="auto" w:fill="auto"/>
             <w:vAlign w:val="center"/>
             <w:hideMark/>
@@ -5344,13 +4922,24 @@
         </w:tc>
         <w:tc>
           <w:tcPr>
-            <w:tcW w:w="5978" w:type="dxa"/>
-            <w:tcBorders>
-              <w:top w:val="nil"/>
-              <w:left w:val="nil"/>
-              <w:bottom w:val="single" w:sz="4" w:space="0" w:color="auto"/>
-              <w:right w:val="single" w:sz="4" w:space="0" w:color="auto"/>
-            </w:tcBorders>
+            <w:tcW w:w="1641" w:type="dxa"/>
+          </w:tcPr>
+          <w:p>
+            <w:pPr>
+              <w:spacing w:before="40" w:after="40"/>
+              <w:ind w:firstLine="0"/>
+              <w:jc w:val="left"/>
+              <w:rPr>
+                <w:sz w:val="24"/>
+                <w:szCs w:val="24"/>
+                <w:lang w:val="en-SG" w:eastAsia="en-SG"/>
+              </w:rPr>
+            </w:pPr>
+          </w:p>
+        </w:tc>
+        <w:tc>
+          <w:tcPr>
+            <w:tcW w:w="7925" w:type="dxa"/>
             <w:shd w:val="clear" w:color="auto" w:fill="auto"/>
             <w:vAlign w:val="center"/>
             <w:hideMark/>
@@ -5690,13 +5279,7 @@
         </w:trPr>
         <w:tc>
           <w:tcPr>
-            <w:tcW w:w="622" w:type="dxa"/>
-            <w:tcBorders>
-              <w:top w:val="nil"/>
-              <w:left w:val="single" w:sz="4" w:space="0" w:color="auto"/>
-              <w:bottom w:val="single" w:sz="4" w:space="0" w:color="auto"/>
-              <w:right w:val="single" w:sz="4" w:space="0" w:color="auto"/>
-            </w:tcBorders>
+            <w:tcW w:w="542" w:type="dxa"/>
             <w:shd w:val="clear" w:color="auto" w:fill="auto"/>
             <w:noWrap/>
             <w:vAlign w:val="bottom"/>
@@ -5723,13 +5306,7 @@
         </w:tc>
         <w:tc>
           <w:tcPr>
-            <w:tcW w:w="2720" w:type="dxa"/>
-            <w:tcBorders>
-              <w:top w:val="nil"/>
-              <w:left w:val="nil"/>
-              <w:bottom w:val="single" w:sz="4" w:space="0" w:color="auto"/>
-              <w:right w:val="single" w:sz="4" w:space="0" w:color="auto"/>
-            </w:tcBorders>
+            <w:tcW w:w="2747" w:type="dxa"/>
             <w:shd w:val="clear" w:color="auto" w:fill="auto"/>
             <w:vAlign w:val="bottom"/>
             <w:hideMark/>
@@ -5755,13 +5332,7 @@
         </w:tc>
         <w:tc>
           <w:tcPr>
-            <w:tcW w:w="2577" w:type="dxa"/>
-            <w:tcBorders>
-              <w:top w:val="nil"/>
-              <w:left w:val="nil"/>
-              <w:bottom w:val="single" w:sz="4" w:space="0" w:color="auto"/>
-              <w:right w:val="single" w:sz="4" w:space="0" w:color="auto"/>
-            </w:tcBorders>
+            <w:tcW w:w="1545" w:type="dxa"/>
             <w:shd w:val="clear" w:color="auto" w:fill="auto"/>
             <w:vAlign w:val="center"/>
             <w:hideMark/>
@@ -5787,13 +5358,24 @@
         </w:tc>
         <w:tc>
           <w:tcPr>
-            <w:tcW w:w="5978" w:type="dxa"/>
-            <w:tcBorders>
-              <w:top w:val="nil"/>
-              <w:left w:val="nil"/>
-              <w:bottom w:val="single" w:sz="4" w:space="0" w:color="auto"/>
-              <w:right w:val="single" w:sz="4" w:space="0" w:color="auto"/>
-            </w:tcBorders>
+            <w:tcW w:w="1641" w:type="dxa"/>
+          </w:tcPr>
+          <w:p>
+            <w:pPr>
+              <w:spacing w:before="40" w:after="40"/>
+              <w:ind w:firstLine="0"/>
+              <w:jc w:val="left"/>
+              <w:rPr>
+                <w:sz w:val="24"/>
+                <w:szCs w:val="24"/>
+                <w:lang w:val="en-SG" w:eastAsia="en-SG"/>
+              </w:rPr>
+            </w:pPr>
+          </w:p>
+        </w:tc>
+        <w:tc>
+          <w:tcPr>
+            <w:tcW w:w="7925" w:type="dxa"/>
             <w:shd w:val="clear" w:color="auto" w:fill="auto"/>
             <w:vAlign w:val="center"/>
             <w:hideMark/>
@@ -6169,13 +5751,7 @@
         </w:trPr>
         <w:tc>
           <w:tcPr>
-            <w:tcW w:w="622" w:type="dxa"/>
-            <w:tcBorders>
-              <w:top w:val="nil"/>
-              <w:left w:val="single" w:sz="4" w:space="0" w:color="auto"/>
-              <w:bottom w:val="single" w:sz="4" w:space="0" w:color="auto"/>
-              <w:right w:val="single" w:sz="4" w:space="0" w:color="auto"/>
-            </w:tcBorders>
+            <w:tcW w:w="542" w:type="dxa"/>
             <w:shd w:val="clear" w:color="auto" w:fill="auto"/>
             <w:noWrap/>
             <w:vAlign w:val="bottom"/>
@@ -6202,13 +5778,7 @@
         </w:tc>
         <w:tc>
           <w:tcPr>
-            <w:tcW w:w="2720" w:type="dxa"/>
-            <w:tcBorders>
-              <w:top w:val="nil"/>
-              <w:left w:val="nil"/>
-              <w:bottom w:val="single" w:sz="4" w:space="0" w:color="auto"/>
-              <w:right w:val="single" w:sz="4" w:space="0" w:color="auto"/>
-            </w:tcBorders>
+            <w:tcW w:w="2747" w:type="dxa"/>
             <w:shd w:val="clear" w:color="auto" w:fill="auto"/>
             <w:vAlign w:val="bottom"/>
             <w:hideMark/>
@@ -6234,13 +5804,7 @@
         </w:tc>
         <w:tc>
           <w:tcPr>
-            <w:tcW w:w="2577" w:type="dxa"/>
-            <w:tcBorders>
-              <w:top w:val="nil"/>
-              <w:left w:val="nil"/>
-              <w:bottom w:val="single" w:sz="4" w:space="0" w:color="auto"/>
-              <w:right w:val="single" w:sz="4" w:space="0" w:color="auto"/>
-            </w:tcBorders>
+            <w:tcW w:w="1545" w:type="dxa"/>
             <w:shd w:val="clear" w:color="auto" w:fill="auto"/>
             <w:vAlign w:val="center"/>
             <w:hideMark/>
@@ -6266,13 +5830,24 @@
         </w:tc>
         <w:tc>
           <w:tcPr>
-            <w:tcW w:w="5978" w:type="dxa"/>
-            <w:tcBorders>
-              <w:top w:val="nil"/>
-              <w:left w:val="nil"/>
-              <w:bottom w:val="single" w:sz="4" w:space="0" w:color="auto"/>
-              <w:right w:val="single" w:sz="4" w:space="0" w:color="auto"/>
-            </w:tcBorders>
+            <w:tcW w:w="1641" w:type="dxa"/>
+          </w:tcPr>
+          <w:p>
+            <w:pPr>
+              <w:spacing w:before="40" w:after="40"/>
+              <w:ind w:firstLine="0"/>
+              <w:jc w:val="left"/>
+              <w:rPr>
+                <w:sz w:val="24"/>
+                <w:szCs w:val="24"/>
+                <w:lang w:val="en-SG" w:eastAsia="en-SG"/>
+              </w:rPr>
+            </w:pPr>
+          </w:p>
+        </w:tc>
+        <w:tc>
+          <w:tcPr>
+            <w:tcW w:w="7925" w:type="dxa"/>
             <w:shd w:val="clear" w:color="auto" w:fill="auto"/>
             <w:vAlign w:val="center"/>
             <w:hideMark/>
@@ -6648,13 +6223,7 @@
         </w:trPr>
         <w:tc>
           <w:tcPr>
-            <w:tcW w:w="622" w:type="dxa"/>
-            <w:tcBorders>
-              <w:top w:val="nil"/>
-              <w:left w:val="single" w:sz="4" w:space="0" w:color="auto"/>
-              <w:bottom w:val="single" w:sz="4" w:space="0" w:color="auto"/>
-              <w:right w:val="single" w:sz="4" w:space="0" w:color="auto"/>
-            </w:tcBorders>
+            <w:tcW w:w="542" w:type="dxa"/>
             <w:shd w:val="clear" w:color="auto" w:fill="auto"/>
             <w:noWrap/>
             <w:vAlign w:val="center"/>
@@ -6675,20 +6244,13 @@
                 <w:szCs w:val="24"/>
                 <w:lang w:val="en-SG" w:eastAsia="en-SG"/>
               </w:rPr>
-              <w:lastRenderedPageBreak/>
               <w:t>3</w:t>
             </w:r>
           </w:p>
         </w:tc>
         <w:tc>
           <w:tcPr>
-            <w:tcW w:w="2720" w:type="dxa"/>
-            <w:tcBorders>
-              <w:top w:val="nil"/>
-              <w:left w:val="nil"/>
-              <w:bottom w:val="single" w:sz="4" w:space="0" w:color="auto"/>
-              <w:right w:val="single" w:sz="4" w:space="0" w:color="auto"/>
-            </w:tcBorders>
+            <w:tcW w:w="2747" w:type="dxa"/>
             <w:shd w:val="clear" w:color="auto" w:fill="auto"/>
             <w:vAlign w:val="center"/>
             <w:hideMark/>
@@ -7012,13 +6574,7 @@
         </w:tc>
         <w:tc>
           <w:tcPr>
-            <w:tcW w:w="2577" w:type="dxa"/>
-            <w:tcBorders>
-              <w:top w:val="nil"/>
-              <w:left w:val="nil"/>
-              <w:bottom w:val="single" w:sz="4" w:space="0" w:color="auto"/>
-              <w:right w:val="single" w:sz="4" w:space="0" w:color="auto"/>
-            </w:tcBorders>
+            <w:tcW w:w="1545" w:type="dxa"/>
             <w:shd w:val="clear" w:color="auto" w:fill="auto"/>
             <w:vAlign w:val="center"/>
             <w:hideMark/>
@@ -7038,19 +6594,58 @@
                 <w:szCs w:val="24"/>
                 <w:lang w:val="en-SG" w:eastAsia="en-SG"/>
               </w:rPr>
-              <w:t>CVCQST/CVSTP</w:t>
+              <w:t>Detail</w:t>
             </w:r>
           </w:p>
         </w:tc>
         <w:tc>
           <w:tcPr>
-            <w:tcW w:w="5978" w:type="dxa"/>
-            <w:tcBorders>
-              <w:top w:val="nil"/>
-              <w:left w:val="nil"/>
-              <w:bottom w:val="single" w:sz="4" w:space="0" w:color="auto"/>
-              <w:right w:val="single" w:sz="4" w:space="0" w:color="auto"/>
-            </w:tcBorders>
+            <w:tcW w:w="1641" w:type="dxa"/>
+          </w:tcPr>
+          <w:p>
+            <w:pPr>
+              <w:spacing w:before="40" w:after="40"/>
+              <w:ind w:firstLine="0"/>
+              <w:jc w:val="left"/>
+              <w:rPr>
+                <w:sz w:val="24"/>
+                <w:szCs w:val="24"/>
+                <w:lang w:val="en-SG" w:eastAsia="en-SG"/>
+              </w:rPr>
+            </w:pPr>
+            <w:proofErr w:type="spellStart"/>
+            <w:proofErr w:type="gramStart"/>
+            <w:r>
+              <w:rPr>
+                <w:sz w:val="24"/>
+                <w:szCs w:val="24"/>
+                <w:lang w:val="en-SG" w:eastAsia="en-SG"/>
+              </w:rPr>
+              <w:t>VanBanQPPL.DangKyXayDung.</w:t>
+            </w:r>
+            <w:r>
+              <w:rPr>
+                <w:sz w:val="24"/>
+                <w:szCs w:val="24"/>
+                <w:lang w:val="en-SG" w:eastAsia="en-SG"/>
+              </w:rPr>
+              <w:t>KetQua</w:t>
+            </w:r>
+            <w:r>
+              <w:rPr>
+                <w:sz w:val="24"/>
+                <w:szCs w:val="24"/>
+                <w:lang w:val="en-SG" w:eastAsia="en-SG"/>
+              </w:rPr>
+              <w:t>DangKy</w:t>
+            </w:r>
+            <w:proofErr w:type="spellEnd"/>
+            <w:proofErr w:type="gramEnd"/>
+          </w:p>
+        </w:tc>
+        <w:tc>
+          <w:tcPr>
+            <w:tcW w:w="7925" w:type="dxa"/>
             <w:shd w:val="clear" w:color="auto" w:fill="auto"/>
             <w:vAlign w:val="center"/>
             <w:hideMark/>
@@ -7082,13 +6677,7 @@
         </w:trPr>
         <w:tc>
           <w:tcPr>
-            <w:tcW w:w="622" w:type="dxa"/>
-            <w:tcBorders>
-              <w:top w:val="nil"/>
-              <w:left w:val="single" w:sz="4" w:space="0" w:color="auto"/>
-              <w:bottom w:val="single" w:sz="4" w:space="0" w:color="auto"/>
-              <w:right w:val="single" w:sz="4" w:space="0" w:color="auto"/>
-            </w:tcBorders>
+            <w:tcW w:w="542" w:type="dxa"/>
             <w:shd w:val="clear" w:color="auto" w:fill="auto"/>
             <w:noWrap/>
             <w:vAlign w:val="center"/>
@@ -7115,13 +6704,7 @@
         </w:tc>
         <w:tc>
           <w:tcPr>
-            <w:tcW w:w="2720" w:type="dxa"/>
-            <w:tcBorders>
-              <w:top w:val="nil"/>
-              <w:left w:val="nil"/>
-              <w:bottom w:val="single" w:sz="4" w:space="0" w:color="auto"/>
-              <w:right w:val="single" w:sz="4" w:space="0" w:color="auto"/>
-            </w:tcBorders>
+            <w:tcW w:w="2747" w:type="dxa"/>
             <w:shd w:val="clear" w:color="auto" w:fill="auto"/>
             <w:vAlign w:val="center"/>
             <w:hideMark/>
@@ -7147,13 +6730,7 @@
         </w:tc>
         <w:tc>
           <w:tcPr>
-            <w:tcW w:w="2577" w:type="dxa"/>
-            <w:tcBorders>
-              <w:top w:val="nil"/>
-              <w:left w:val="nil"/>
-              <w:bottom w:val="single" w:sz="4" w:space="0" w:color="auto"/>
-              <w:right w:val="single" w:sz="4" w:space="0" w:color="auto"/>
-            </w:tcBorders>
+            <w:tcW w:w="1545" w:type="dxa"/>
             <w:shd w:val="clear" w:color="auto" w:fill="auto"/>
             <w:vAlign w:val="center"/>
             <w:hideMark/>
@@ -7179,13 +6756,24 @@
         </w:tc>
         <w:tc>
           <w:tcPr>
-            <w:tcW w:w="5978" w:type="dxa"/>
-            <w:tcBorders>
-              <w:top w:val="nil"/>
-              <w:left w:val="nil"/>
-              <w:bottom w:val="single" w:sz="4" w:space="0" w:color="auto"/>
-              <w:right w:val="single" w:sz="4" w:space="0" w:color="auto"/>
-            </w:tcBorders>
+            <w:tcW w:w="1641" w:type="dxa"/>
+          </w:tcPr>
+          <w:p>
+            <w:pPr>
+              <w:spacing w:before="40" w:after="40"/>
+              <w:ind w:firstLine="0"/>
+              <w:jc w:val="left"/>
+              <w:rPr>
+                <w:sz w:val="24"/>
+                <w:szCs w:val="24"/>
+                <w:lang w:val="en-SG" w:eastAsia="en-SG"/>
+              </w:rPr>
+            </w:pPr>
+          </w:p>
+        </w:tc>
+        <w:tc>
+          <w:tcPr>
+            <w:tcW w:w="7925" w:type="dxa"/>
             <w:shd w:val="clear" w:color="auto" w:fill="auto"/>
             <w:vAlign w:val="center"/>
             <w:hideMark/>
@@ -7443,13 +7031,7 @@
         </w:trPr>
         <w:tc>
           <w:tcPr>
-            <w:tcW w:w="622" w:type="dxa"/>
-            <w:tcBorders>
-              <w:top w:val="nil"/>
-              <w:left w:val="single" w:sz="4" w:space="0" w:color="auto"/>
-              <w:bottom w:val="single" w:sz="4" w:space="0" w:color="auto"/>
-              <w:right w:val="single" w:sz="4" w:space="0" w:color="auto"/>
-            </w:tcBorders>
+            <w:tcW w:w="542" w:type="dxa"/>
             <w:shd w:val="clear" w:color="auto" w:fill="auto"/>
             <w:noWrap/>
             <w:vAlign w:val="bottom"/>
@@ -7476,13 +7058,7 @@
         </w:tc>
         <w:tc>
           <w:tcPr>
-            <w:tcW w:w="2720" w:type="dxa"/>
-            <w:tcBorders>
-              <w:top w:val="nil"/>
-              <w:left w:val="nil"/>
-              <w:bottom w:val="single" w:sz="4" w:space="0" w:color="auto"/>
-              <w:right w:val="single" w:sz="4" w:space="0" w:color="auto"/>
-            </w:tcBorders>
+            <w:tcW w:w="2747" w:type="dxa"/>
             <w:shd w:val="clear" w:color="auto" w:fill="auto"/>
             <w:vAlign w:val="bottom"/>
             <w:hideMark/>
@@ -7508,13 +7084,7 @@
         </w:tc>
         <w:tc>
           <w:tcPr>
-            <w:tcW w:w="2577" w:type="dxa"/>
-            <w:tcBorders>
-              <w:top w:val="nil"/>
-              <w:left w:val="nil"/>
-              <w:bottom w:val="single" w:sz="4" w:space="0" w:color="auto"/>
-              <w:right w:val="single" w:sz="4" w:space="0" w:color="auto"/>
-            </w:tcBorders>
+            <w:tcW w:w="1545" w:type="dxa"/>
             <w:shd w:val="clear" w:color="auto" w:fill="auto"/>
             <w:vAlign w:val="center"/>
             <w:hideMark/>
@@ -7540,13 +7110,24 @@
         </w:tc>
         <w:tc>
           <w:tcPr>
-            <w:tcW w:w="5978" w:type="dxa"/>
-            <w:tcBorders>
-              <w:top w:val="nil"/>
-              <w:left w:val="nil"/>
-              <w:bottom w:val="single" w:sz="4" w:space="0" w:color="auto"/>
-              <w:right w:val="single" w:sz="4" w:space="0" w:color="auto"/>
-            </w:tcBorders>
+            <w:tcW w:w="1641" w:type="dxa"/>
+          </w:tcPr>
+          <w:p>
+            <w:pPr>
+              <w:spacing w:before="40" w:after="40"/>
+              <w:ind w:firstLine="0"/>
+              <w:jc w:val="left"/>
+              <w:rPr>
+                <w:sz w:val="24"/>
+                <w:szCs w:val="24"/>
+                <w:lang w:val="en-SG" w:eastAsia="en-SG"/>
+              </w:rPr>
+            </w:pPr>
+          </w:p>
+        </w:tc>
+        <w:tc>
+          <w:tcPr>
+            <w:tcW w:w="7925" w:type="dxa"/>
             <w:shd w:val="clear" w:color="auto" w:fill="auto"/>
             <w:vAlign w:val="center"/>
             <w:hideMark/>
